--- a/docs/lista_louvores/Textos_Louvores/NOME PRECIOSO 62 CC.docx
+++ b/docs/lista_louvores/Textos_Louvores/NOME PRECIOSO 62 CC.docx
@@ -4,35 +4,62 @@
   <w:body>
     <w:p>
       <w:pPr>
-        <w:pStyle w:val="SemEspaamento"/>
+        <w:pStyle w:val="Ttulo1"/>
       </w:pPr>
       <w:r>
-        <w:t>NOME PRECIOSO 62 CC</w:t>
+        <w:t xml:space="preserve">NOME PRECIOSO </w:t>
+      </w:r>
+      <w:r>
+        <w:t>(</w:t>
+      </w:r>
+      <w:r>
+        <w:t>62 CC</w:t>
       </w:r>
       <w:r>
         <w:t xml:space="preserve"> </w:t>
       </w:r>
-    </w:p>
-    <w:p>
-      <w:r>
-        <w:t>Leva tu contigo o nome</w:t>
-      </w:r>
-      <w:r>
-        <w:br/>
-        <w:t>de Jesus, o Salvador</w:t>
-      </w:r>
-      <w:r>
-        <w:br/>
-        <w:t>este nome dá consolo</w:t>
-      </w:r>
-      <w:r>
-        <w:br/>
-        <w:t>seja no lugar que for</w:t>
+      <w:r>
+        <w:t>)</w:t>
       </w:r>
     </w:p>
     <w:p>
       <w:pPr>
         <w:rPr>
+          <w:rFonts w:ascii="Times New Roman" w:hAnsi="Times New Roman"/>
+        </w:rPr>
+      </w:pPr>
+      <w:r>
+        <w:rPr>
+          <w:rFonts w:ascii="Times New Roman" w:hAnsi="Times New Roman"/>
+        </w:rPr>
+        <w:t>Leva tu contigo o nome</w:t>
+      </w:r>
+      <w:r>
+        <w:rPr>
+          <w:rFonts w:ascii="Times New Roman" w:hAnsi="Times New Roman"/>
+        </w:rPr>
+        <w:br/>
+        <w:t>de Jesus, o Salvador</w:t>
+      </w:r>
+      <w:r>
+        <w:rPr>
+          <w:rFonts w:ascii="Times New Roman" w:hAnsi="Times New Roman"/>
+        </w:rPr>
+        <w:br/>
+        <w:t>este nome dá consolo</w:t>
+      </w:r>
+      <w:r>
+        <w:rPr>
+          <w:rFonts w:ascii="Times New Roman" w:hAnsi="Times New Roman"/>
+        </w:rPr>
+        <w:br/>
+        <w:t>seja no lugar que for</w:t>
+      </w:r>
+    </w:p>
+    <w:p>
+      <w:pPr>
+        <w:rPr>
+          <w:rFonts w:ascii="Times New Roman" w:hAnsi="Times New Roman"/>
           <w:b/>
           <w:bCs/>
           <w:i/>
@@ -41,6 +68,7 @@
       </w:pPr>
       <w:r>
         <w:rPr>
+          <w:rFonts w:ascii="Times New Roman" w:hAnsi="Times New Roman"/>
           <w:b/>
           <w:bCs/>
           <w:i/>
@@ -50,6 +78,7 @@
       </w:r>
       <w:r>
         <w:rPr>
+          <w:rFonts w:ascii="Times New Roman" w:hAnsi="Times New Roman"/>
           <w:b/>
           <w:bCs/>
           <w:i/>
@@ -60,151 +89,202 @@
       </w:r>
       <w:r>
         <w:rPr>
+          <w:rFonts w:ascii="Times New Roman" w:hAnsi="Times New Roman"/>
           <w:b/>
           <w:bCs/>
           <w:i/>
           <w:iCs/>
         </w:rPr>
         <w:br/>
-      </w:r>
-      <w:r>
-        <w:rPr>
+        <w:t>Nome bom, doce à fé</w:t>
+      </w:r>
+      <w:r>
+        <w:rPr>
+          <w:rFonts w:ascii="Times New Roman" w:hAnsi="Times New Roman"/>
           <w:b/>
           <w:bCs/>
           <w:i/>
           <w:iCs/>
         </w:rPr>
-        <w:t>Nome bom, doce à fé</w:t>
-      </w:r>
-      <w:r>
-        <w:rPr>
+        <w:br/>
+        <w:t>A esperança do porvir</w:t>
+      </w:r>
+      <w:r>
+        <w:rPr>
+          <w:rFonts w:ascii="Times New Roman" w:hAnsi="Times New Roman"/>
           <w:b/>
           <w:bCs/>
           <w:i/>
           <w:iCs/>
         </w:rPr>
+        <w:t xml:space="preserve"> </w:t>
+      </w:r>
+    </w:p>
+    <w:p>
+      <w:pPr>
+        <w:rPr>
+          <w:rFonts w:ascii="Times New Roman" w:hAnsi="Times New Roman"/>
+        </w:rPr>
+      </w:pPr>
+      <w:r>
+        <w:rPr>
+          <w:rFonts w:ascii="Times New Roman" w:hAnsi="Times New Roman"/>
+        </w:rPr>
+        <w:t>Este nome leva sempre</w:t>
+      </w:r>
+      <w:r>
+        <w:rPr>
+          <w:rFonts w:ascii="Times New Roman" w:hAnsi="Times New Roman"/>
+        </w:rPr>
         <w:br/>
-        <w:t>A esperança do porvir</w:t>
-      </w:r>
-      <w:r>
-        <w:rPr>
+        <w:t>para bem te defender</w:t>
+      </w:r>
+      <w:r>
+        <w:rPr>
+          <w:rFonts w:ascii="Times New Roman" w:hAnsi="Times New Roman"/>
+        </w:rPr>
+        <w:br/>
+        <w:t>ele é arma ao teu alcance</w:t>
+      </w:r>
+      <w:r>
+        <w:rPr>
+          <w:rFonts w:ascii="Times New Roman" w:hAnsi="Times New Roman"/>
+        </w:rPr>
+        <w:br/>
+        <w:t>quando o mal te aparecer</w:t>
+      </w:r>
+    </w:p>
+    <w:p>
+      <w:pPr>
+        <w:rPr>
+          <w:rFonts w:ascii="Times New Roman" w:hAnsi="Times New Roman"/>
           <w:b/>
           <w:bCs/>
           <w:i/>
           <w:iCs/>
         </w:rPr>
-        <w:t xml:space="preserve"> </w:t>
-      </w:r>
-    </w:p>
-    <w:p>
-      <w:r>
-        <w:t>Este nome leva sempre</w:t>
-      </w:r>
-      <w:r>
-        <w:br/>
-        <w:t>para bem te defender</w:t>
-      </w:r>
-      <w:r>
-        <w:br/>
-        <w:t>ele é arma ao teu alcance</w:t>
-      </w:r>
-      <w:r>
-        <w:br/>
-        <w:t>quando o mal te aparecer</w:t>
-      </w:r>
-    </w:p>
-    <w:p>
-      <w:pPr>
-        <w:rPr>
+      </w:pPr>
+      <w:r>
+        <w:rPr>
+          <w:rFonts w:ascii="Times New Roman" w:hAnsi="Times New Roman"/>
           <w:b/>
           <w:bCs/>
           <w:i/>
           <w:iCs/>
         </w:rPr>
+        <w:t>[REFRÃO]</w:t>
+      </w:r>
+    </w:p>
+    <w:p>
+      <w:pPr>
+        <w:rPr>
+          <w:rFonts w:ascii="Times New Roman" w:hAnsi="Times New Roman"/>
+        </w:rPr>
       </w:pPr>
       <w:r>
         <w:rPr>
+          <w:rFonts w:ascii="Times New Roman" w:hAnsi="Times New Roman"/>
+        </w:rPr>
+        <w:t>Oh, que nome precioso</w:t>
+      </w:r>
+      <w:r>
+        <w:rPr>
+          <w:rFonts w:ascii="Times New Roman" w:hAnsi="Times New Roman"/>
+        </w:rPr>
+        <w:br/>
+        <w:t>gozo traz ao coração</w:t>
+      </w:r>
+      <w:r>
+        <w:rPr>
+          <w:rFonts w:ascii="Times New Roman" w:hAnsi="Times New Roman"/>
+        </w:rPr>
+        <w:br/>
+        <w:t>sendo por Jesus aceito</w:t>
+      </w:r>
+      <w:r>
+        <w:rPr>
+          <w:rFonts w:ascii="Times New Roman" w:hAnsi="Times New Roman"/>
+        </w:rPr>
+        <w:br/>
+        <w:t>tu terás o seu perdão</w:t>
+      </w:r>
+    </w:p>
+    <w:p>
+      <w:pPr>
+        <w:rPr>
+          <w:rFonts w:ascii="Times New Roman" w:hAnsi="Times New Roman"/>
           <w:b/>
           <w:bCs/>
           <w:i/>
           <w:iCs/>
         </w:rPr>
-        <w:t>[Refrão]</w:t>
-      </w:r>
-    </w:p>
-    <w:p>
-      <w:r>
-        <w:t>Oh, que nome precioso</w:t>
-      </w:r>
-      <w:r>
-        <w:br/>
-        <w:t>gozo traz ao coração</w:t>
-      </w:r>
-      <w:r>
-        <w:br/>
-        <w:t>sendo por Jesus aceito</w:t>
-      </w:r>
-      <w:r>
-        <w:br/>
-        <w:t>tu terás o seu perdão</w:t>
-      </w:r>
-    </w:p>
-    <w:p>
-      <w:pPr>
-        <w:rPr>
+      </w:pPr>
+      <w:r>
+        <w:rPr>
+          <w:rFonts w:ascii="Times New Roman" w:hAnsi="Times New Roman"/>
           <w:b/>
           <w:bCs/>
           <w:i/>
           <w:iCs/>
         </w:rPr>
+        <w:t>[REFRÃO]</w:t>
+      </w:r>
+    </w:p>
+    <w:p>
+      <w:pPr>
+        <w:rPr>
+          <w:rFonts w:ascii="Times New Roman" w:hAnsi="Times New Roman"/>
+        </w:rPr>
       </w:pPr>
       <w:r>
         <w:rPr>
+          <w:rFonts w:ascii="Times New Roman" w:hAnsi="Times New Roman"/>
+        </w:rPr>
+        <w:t>Nome santo e venerável</w:t>
+      </w:r>
+      <w:r>
+        <w:rPr>
+          <w:rFonts w:ascii="Times New Roman" w:hAnsi="Times New Roman"/>
+        </w:rPr>
+        <w:br/>
+        <w:t>é Jesus, o amado teu</w:t>
+      </w:r>
+      <w:r>
+        <w:rPr>
+          <w:rFonts w:ascii="Times New Roman" w:hAnsi="Times New Roman"/>
+        </w:rPr>
+        <w:br/>
+        <w:t>Rei dos reis, Senhor eterno</w:t>
+      </w:r>
+      <w:r>
+        <w:rPr>
+          <w:rFonts w:ascii="Times New Roman" w:hAnsi="Times New Roman"/>
+        </w:rPr>
+        <w:br/>
+        <w:t>Tu O aclamarás no céu</w:t>
+      </w:r>
+    </w:p>
+    <w:p>
+      <w:pPr>
+        <w:rPr>
+          <w:rFonts w:ascii="Times New Roman" w:hAnsi="Times New Roman"/>
           <w:b/>
           <w:bCs/>
           <w:i/>
           <w:iCs/>
         </w:rPr>
-        <w:t>[Refrão]</w:t>
-      </w:r>
-    </w:p>
-    <w:p>
-      <w:r>
-        <w:t>Nome santo e venerável</w:t>
-      </w:r>
-      <w:r>
-        <w:br/>
-        <w:t>é Jesus, o amado teu</w:t>
-      </w:r>
-      <w:r>
-        <w:br/>
-        <w:t>Rei dos reis, Senhor eterno</w:t>
-      </w:r>
-      <w:r>
-        <w:br/>
-        <w:t>Tu O aclamarás no céu</w:t>
-      </w:r>
-    </w:p>
-    <w:p>
-      <w:pPr>
-        <w:rPr>
+      </w:pPr>
+      <w:r>
+        <w:rPr>
+          <w:rFonts w:ascii="Times New Roman" w:hAnsi="Times New Roman"/>
           <w:b/>
           <w:bCs/>
           <w:i/>
           <w:iCs/>
         </w:rPr>
-      </w:pPr>
-      <w:r>
-        <w:rPr>
-          <w:b/>
-          <w:bCs/>
-          <w:i/>
-          <w:iCs/>
-        </w:rPr>
-        <w:t>[Refrão]</w:t>
+        <w:t>[REFRÃO]</w:t>
       </w:r>
     </w:p>
-    <w:p/>
     <w:sectPr>
       <w:pgSz w:w="11906" w:h="16838"/>
       <w:pgMar w:top="1417" w:right="1701" w:bottom="1417" w:left="1701" w:header="708" w:footer="708" w:gutter="0"/>
